--- a/Toy_Instructions/Bubble/Walmart_Unicorn_Bubble_Machine/Walmart_Unicorn_Bubble_Machine_Maker_Guide.docx
+++ b/Toy_Instructions/Bubble/Walmart_Unicorn_Bubble_Machine/Walmart_Unicorn_Bubble_Machine_Maker_Guide.docx
@@ -19,7 +19,6 @@
         <w:tblCellMar>
           <w:top w:w="5" w:type="dxa"/>
           <w:left w:w="108" w:type="dxa"/>
-          <w:bottom w:w="0" w:type="dxa"/>
           <w:right w:w="115" w:type="dxa"/>
         </w:tblCellMar>
         <w:tblLook w:val="04A0" w:firstRow="1" w:lastRow="0" w:firstColumn="1" w:lastColumn="0" w:noHBand="0" w:noVBand="1"/>
@@ -51,7 +50,6 @@
                 <w:ilvl w:val="0"/>
                 <w:numId w:val="6"/>
               </w:numPr>
-              <w:spacing w:after="0"/>
               <w:ind w:right="424"/>
             </w:pPr>
             <w:r>
@@ -84,7 +82,7 @@
                           </pic:cNvPicPr>
                         </pic:nvPicPr>
                         <pic:blipFill>
-                          <a:blip r:embed="rId7" cstate="print">
+                          <a:blip r:embed="rId10" cstate="print">
                             <a:extLst>
                               <a:ext uri="{28A0092B-C50C-407E-A947-70E740481C1C}">
                                 <a14:useLocalDpi xmlns:a14="http://schemas.microsoft.com/office/drawing/2010/main" val="0"/>
@@ -134,7 +132,6 @@
                 <w:ilvl w:val="0"/>
                 <w:numId w:val="6"/>
               </w:numPr>
-              <w:spacing w:after="0"/>
               <w:ind w:right="424"/>
             </w:pPr>
             <w:r>
@@ -165,7 +162,7 @@
                           <pic:cNvPicPr/>
                         </pic:nvPicPr>
                         <pic:blipFill>
-                          <a:blip r:embed="rId8" cstate="print">
+                          <a:blip r:embed="rId11" cstate="print">
                             <a:extLst>
                               <a:ext uri="{28A0092B-C50C-407E-A947-70E740481C1C}">
                                 <a14:useLocalDpi xmlns:a14="http://schemas.microsoft.com/office/drawing/2010/main" val="0"/>
@@ -245,7 +242,7 @@
                           <pic:cNvPicPr/>
                         </pic:nvPicPr>
                         <pic:blipFill>
-                          <a:blip r:embed="rId9">
+                          <a:blip r:embed="rId12">
                             <a:extLst>
                               <a:ext uri="{28A0092B-C50C-407E-A947-70E740481C1C}">
                                 <a14:useLocalDpi xmlns:a14="http://schemas.microsoft.com/office/drawing/2010/main" val="0"/>
@@ -328,16 +325,32 @@
                 <w:ilvl w:val="0"/>
                 <w:numId w:val="2"/>
               </w:numPr>
-              <w:spacing w:after="0"/>
               <w:ind w:hanging="360"/>
             </w:pPr>
             <w:r>
               <w:t xml:space="preserve">22 AWG Wire  </w:t>
+            </w:r>
+          </w:p>
+          <w:p/>
+          <w:p>
+            <w:r>
+              <w:t xml:space="preserve">Refer to the </w:t>
+            </w:r>
+            <w:hyperlink r:id="rId13" w:history="1">
+              <w:r>
+                <w:rPr>
+                  <w:rStyle w:val="Hyperlink"/>
+                </w:rPr>
+                <w:t>Tool and Component List</w:t>
+              </w:r>
+            </w:hyperlink>
+            <w:r>
+              <w:t xml:space="preserve"> for purchasing details.</w:t>
             </w:r>
           </w:p>
           <w:p>
             <w:pPr>
-              <w:spacing w:after="0" w:line="239" w:lineRule="auto"/>
+              <w:spacing w:line="239" w:lineRule="auto"/>
               <w:ind w:right="3683"/>
             </w:pPr>
             <w:r>
@@ -346,16 +359,16 @@
           </w:p>
           <w:p>
             <w:pPr>
-              <w:spacing w:after="0"/>
+              <w:spacing w:line="239" w:lineRule="auto"/>
+              <w:ind w:right="3683"/>
             </w:pPr>
-            <w:r>
-              <w:t xml:space="preserve"> </w:t>
-            </w:r>
           </w:p>
           <w:p>
-            <w:pPr>
-              <w:spacing w:after="0"/>
-            </w:pPr>
+            <w:r>
+              <w:t xml:space="preserve"> </w:t>
+            </w:r>
+          </w:p>
+          <w:p>
             <w:r>
               <w:t xml:space="preserve"> </w:t>
             </w:r>
@@ -581,10 +594,7 @@
               <w:spacing w:after="1" w:line="258" w:lineRule="auto"/>
             </w:pPr>
             <w:r>
-              <w:t>At the bottom of the unicorn, twist button to open compartment in bottom of unicorn. Pull out bottle and set aside, with tubes left in space</w:t>
-            </w:r>
-            <w:r>
-              <w:t>.</w:t>
+              <w:t>At the bottom of the unicorn, twist button to open compartment in bottom of unicorn. Pull out bottle and set aside, with tubes left in space.</w:t>
             </w:r>
           </w:p>
           <w:p>
@@ -1080,7 +1090,7 @@
                                 <pic:cNvPicPr/>
                               </pic:nvPicPr>
                               <pic:blipFill>
-                                <a:blip r:embed="rId10"/>
+                                <a:blip r:embed="rId14"/>
                                 <a:stretch>
                                   <a:fillRect/>
                                 </a:stretch>
@@ -1250,7 +1260,7 @@
                         <o:lock v:ext="edit" aspectratio="t"/>
                       </v:shapetype>
                       <v:shape id="Picture 233816072" o:spid="_x0000_s1027" type="#_x0000_t75" style="position:absolute;width:22856;height:30486;visibility:visible;mso-wrap-style:square" o:gfxdata="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">
-                        <v:imagedata r:id="rId11" o:title=""/>
+                        <v:imagedata r:id="rId15" o:title=""/>
                       </v:shape>
                       <v:shape id="Shape 299" o:spid="_x0000_s1028" style="position:absolute;left:6905;top:15913;width:1778;height:1714;visibility:visible;mso-wrap-style:square;v-text-anchor:top" coordsize="177800,171450" o:gfxdata="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" path="m,85725c,38354,39751,,88900,v49149,,88900,38354,88900,85725c177800,133096,138049,171450,88900,171450,39751,171450,,133096,,85725xe" filled="f" strokecolor="red" strokeweight="2.25pt">
                         <v:stroke miterlimit="83231f" joinstyle="miter"/>
@@ -1284,16 +1294,7 @@
               <w:spacing w:after="1" w:line="258" w:lineRule="auto"/>
             </w:pPr>
             <w:r>
-              <w:t>After screws are undone, open unicorn in half, with a front and back of unicorn and gently lay face down</w:t>
-            </w:r>
-            <w:r>
-              <w:t xml:space="preserve">. </w:t>
-            </w:r>
-            <w:r>
-              <w:t>Place your screws in a secure place</w:t>
-            </w:r>
-            <w:r>
-              <w:t>.</w:t>
+              <w:t>After screws are undone, open unicorn in half, with a front and back of unicorn and gently lay face down. Place your screws in a secure place.</w:t>
             </w:r>
           </w:p>
           <w:p/>
@@ -1324,7 +1325,7 @@
                           <pic:cNvPicPr/>
                         </pic:nvPicPr>
                         <pic:blipFill>
-                          <a:blip r:embed="rId12"/>
+                          <a:blip r:embed="rId16"/>
                           <a:stretch>
                             <a:fillRect/>
                           </a:stretch>
@@ -1363,13 +1364,7 @@
             </w:pPr>
             <w:r>
               <w:lastRenderedPageBreak/>
-              <w:t>On the back half of unicorn, move tubes to side and unscrew pink compartment to reveal switch and wires underneath</w:t>
-            </w:r>
-            <w:r>
-              <w:t>.</w:t>
-            </w:r>
-            <w:r>
-              <w:t xml:space="preserve"> </w:t>
+              <w:t xml:space="preserve">On the back half of unicorn, move tubes to side and unscrew pink compartment to reveal switch and wires underneath. </w:t>
             </w:r>
           </w:p>
           <w:p>
@@ -1383,10 +1378,7 @@
               <w:t>lift</w:t>
             </w:r>
             <w:r>
-              <w:t xml:space="preserve"> pink compartment, the switch is attached to this compartment but can be gently pulled from heart shaped plastic button</w:t>
-            </w:r>
-            <w:r>
-              <w:t>.</w:t>
+              <w:t xml:space="preserve"> pink compartment, the switch is attached to this compartment but can be gently pulled from heart shaped plastic button.</w:t>
             </w:r>
           </w:p>
         </w:tc>
@@ -1484,7 +1476,7 @@
                                 <pic:cNvPicPr/>
                               </pic:nvPicPr>
                               <pic:blipFill>
-                                <a:blip r:embed="rId13"/>
+                                <a:blip r:embed="rId17"/>
                                 <a:stretch>
                                   <a:fillRect/>
                                 </a:stretch>
@@ -1696,7 +1688,7 @@
                 </mc:Choice>
                 <mc:Fallback>
                   <w:pict>
-                    <v:group w14:anchorId="7657E55D" id="Group 2145274380" o:spid="_x0000_s1026" style="width:185.05pt;height:243.05pt;mso-position-horizontal-relative:char;mso-position-vertical-relative:line" coordsize="23500,30869" o:gfxdata="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">
+                    <v:group w14:anchorId="7657E55D" id="Group 2145274380" o:spid="_x0000_s1026" style="width:185.05pt;height:243.05pt;mso-position-horizontal-relative:char;mso-position-vertical-relative:line" coordsize="23500,30869" o:gfxdata="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">
                       <v:rect id="Rectangle 805641912" o:spid="_x0000_s1027" style="position:absolute;left:22863;top:29441;width:422;height:1899;visibility:visible;mso-wrap-style:square;v-text-anchor:top" o:gfxdata="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" filled="f" stroked="f">
                         <v:textbox inset="0,0,0,0">
                           <w:txbxContent>
@@ -1719,8 +1711,27 @@
                           </w:txbxContent>
                         </v:textbox>
                       </v:rect>
+                      <v:shapetype id="_x0000_t75" coordsize="21600,21600" o:spt="75" o:preferrelative="t" path="m@4@5l@4@11@9@11@9@5xe" filled="f" stroked="f">
+                        <v:stroke joinstyle="miter"/>
+                        <v:formulas>
+                          <v:f eqn="if lineDrawn pixelLineWidth 0"/>
+                          <v:f eqn="sum @0 1 0"/>
+                          <v:f eqn="sum 0 0 @1"/>
+                          <v:f eqn="prod @2 1 2"/>
+                          <v:f eqn="prod @3 21600 pixelWidth"/>
+                          <v:f eqn="prod @3 21600 pixelHeight"/>
+                          <v:f eqn="sum @0 0 1"/>
+                          <v:f eqn="prod @6 1 2"/>
+                          <v:f eqn="prod @7 21600 pixelWidth"/>
+                          <v:f eqn="sum @8 21600 0"/>
+                          <v:f eqn="prod @7 21600 pixelHeight"/>
+                          <v:f eqn="sum @10 21600 0"/>
+                        </v:formulas>
+                        <v:path o:extrusionok="f" gradientshapeok="t" o:connecttype="rect"/>
+                        <o:lock v:ext="edit" aspectratio="t"/>
+                      </v:shapetype>
                       <v:shape id="Picture 1759267747" o:spid="_x0000_s1029" type="#_x0000_t75" style="position:absolute;left:-3815;top:3815;width:30486;height:22856;rotation:-5898239fd;visibility:visible;mso-wrap-style:square" o:gfxdata="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">
-                        <v:imagedata r:id="rId14" o:title=""/>
+                        <v:imagedata r:id="rId18" o:title=""/>
                       </v:shape>
                       <v:shape id="Shape 449" o:spid="_x0000_s1030" style="position:absolute;left:9631;top:20003;width:1651;height:2032;visibility:visible;mso-wrap-style:square;v-text-anchor:top" coordsize="165100,203200" o:gfxdata="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" path="m,101600c,45593,36957,,82550,v45593,,82550,45593,82550,101600c165100,157734,128143,203200,82550,203200,36957,203200,,157734,,101600xe" filled="f" strokecolor="red" strokeweight="1pt">
                         <v:stroke miterlimit="83231f" joinstyle="miter"/>
@@ -1798,7 +1809,7 @@
                                 <pic:cNvPicPr/>
                               </pic:nvPicPr>
                               <pic:blipFill>
-                                <a:blip r:embed="rId15"/>
+                                <a:blip r:embed="rId19"/>
                                 <a:stretch>
                                   <a:fillRect/>
                                 </a:stretch>
@@ -1894,7 +1905,7 @@
                 </mc:Choice>
                 <mc:Fallback>
                   <w:pict>
-                    <v:group w14:anchorId="6CF458A4" id="Group 1020774450" o:spid="_x0000_s1033" style="width:182.6pt;height:243.05pt;mso-position-horizontal-relative:char;mso-position-vertical-relative:line" coordsize="23190,30867" o:gfxdata="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">
+                    <v:group w14:anchorId="6CF458A4" id="Group 1020774450" o:spid="_x0000_s1033" style="width:182.6pt;height:243.05pt;mso-position-horizontal-relative:char;mso-position-vertical-relative:line" coordsize="23190,30867" o:gfxdata="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">
                       <v:rect id="Rectangle 1215410211" o:spid="_x0000_s1034" style="position:absolute;left:22873;top:29439;width:422;height:1900;visibility:visible;mso-wrap-style:square;v-text-anchor:top" o:gfxdata="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" filled="f" stroked="f">
                         <v:textbox inset="0,0,0,0">
                           <w:txbxContent>
@@ -1907,7 +1918,7 @@
                         </v:textbox>
                       </v:rect>
                       <v:shape id="Picture 1325536805" o:spid="_x0000_s1035" type="#_x0000_t75" style="position:absolute;width:22856;height:30486;visibility:visible;mso-wrap-style:square" o:gfxdata="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">
-                        <v:imagedata r:id="rId16" o:title=""/>
+                        <v:imagedata r:id="rId20" o:title=""/>
                       </v:shape>
                       <v:shape id="Shape 452" o:spid="_x0000_s1036" style="position:absolute;left:12033;top:14668;width:4127;height:3429;visibility:visible;mso-wrap-style:square;v-text-anchor:top" coordsize="412750,342900" o:gfxdata="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" path="m,l82931,19431,60650,46307,356126,291862r22334,-26940l412750,342900,329819,323596r22280,-26876l56624,51164,34290,78105,,xe" fillcolor="red" stroked="f" strokeweight="0">
                         <v:stroke miterlimit="83231f" joinstyle="miter"/>
@@ -1957,13 +1968,7 @@
               <w:t xml:space="preserve"> </w:t>
             </w:r>
             <w:r>
-              <w:t>cm in length</w:t>
-            </w:r>
-            <w:r>
-              <w:t>.</w:t>
-            </w:r>
-            <w:r>
-              <w:t xml:space="preserve"> </w:t>
+              <w:t xml:space="preserve">cm in length. </w:t>
             </w:r>
           </w:p>
           <w:p>
@@ -1971,19 +1976,7 @@
               <w:ind w:left="720"/>
             </w:pPr>
             <w:r>
-              <w:t xml:space="preserve">Strip both of both wires, leaving about </w:t>
-            </w:r>
-            <w:r>
-              <w:t>0</w:t>
-            </w:r>
-            <w:r>
-              <w:t>.5 cm of exposed wire on each end</w:t>
-            </w:r>
-            <w:r>
-              <w:t>.</w:t>
-            </w:r>
-            <w:r>
-              <w:t xml:space="preserve">  </w:t>
+              <w:t xml:space="preserve">Strip both of both wires, leaving about 0.5 cm of exposed wire on each end.  </w:t>
             </w:r>
           </w:p>
         </w:tc>
@@ -2053,7 +2046,7 @@
                                 <pic:cNvPicPr/>
                               </pic:nvPicPr>
                               <pic:blipFill>
-                                <a:blip r:embed="rId17"/>
+                                <a:blip r:embed="rId21"/>
                                 <a:stretch>
                                   <a:fillRect/>
                                 </a:stretch>
@@ -2357,7 +2350,7 @@
                 </mc:Choice>
                 <mc:Fallback>
                   <w:pict>
-                    <v:group w14:anchorId="74F63DD4" id="Group 1283360757" o:spid="_x0000_s1037" style="width:182.55pt;height:243.05pt;mso-position-horizontal-relative:char;mso-position-vertical-relative:line" coordsize="23181,30867" o:gfxdata="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">
+                    <v:group w14:anchorId="74F63DD4" id="Group 1283360757" o:spid="_x0000_s1037" style="width:182.55pt;height:243.05pt;mso-position-horizontal-relative:char;mso-position-vertical-relative:line" coordsize="23181,30867" o:gfxdata="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">
                       <v:rect id="Rectangle 284905498" o:spid="_x0000_s1038" style="position:absolute;left:22865;top:29439;width:421;height:1900;visibility:visible;mso-wrap-style:square;v-text-anchor:top" o:gfxdata="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" filled="f" stroked="f">
                         <v:textbox inset="0,0,0,0">
                           <w:txbxContent>
@@ -2370,7 +2363,7 @@
                         </v:textbox>
                       </v:rect>
                       <v:shape id="Picture 979539164" o:spid="_x0000_s1039" type="#_x0000_t75" style="position:absolute;width:22856;height:30486;visibility:visible;mso-wrap-style:square" o:gfxdata="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">
-                        <v:imagedata r:id="rId18" o:title=""/>
+                        <v:imagedata r:id="rId22" o:title=""/>
                       </v:shape>
                       <v:shape id="Shape 453" o:spid="_x0000_s1040" style="position:absolute;left:5703;top:5226;width:1185;height:24257;visibility:visible;mso-wrap-style:square;v-text-anchor:top" coordsize="118491,2425700" o:gfxdata="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" path="m81788,r36703,76835l83584,76195,41259,2349563r34941,699l36703,2425700,,2348738r34909,698l77233,76079,42291,75438,81788,xe" fillcolor="red" stroked="f" strokeweight="0">
                         <v:stroke miterlimit="83231f" joinstyle="miter"/>
@@ -2466,7 +2459,7 @@
                                 <pic:cNvPicPr/>
                               </pic:nvPicPr>
                               <pic:blipFill>
-                                <a:blip r:embed="rId19"/>
+                                <a:blip r:embed="rId23"/>
                                 <a:stretch>
                                   <a:fillRect/>
                                 </a:stretch>
@@ -2555,7 +2548,7 @@
                   <w:pict>
                     <v:group w14:anchorId="4D3C5497" id="Group 1027220012" o:spid="_x0000_s1026" style="width:162.45pt;height:240.05pt;mso-position-horizontal-relative:char;mso-position-vertical-relative:line" coordsize="20633,30486" o:gfxdata="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">
                       <v:shape id="Picture 1927132004" o:spid="_x0000_s1027" type="#_x0000_t75" style="position:absolute;left:-41;top:-29;width:20664;height:30510;visibility:visible;mso-wrap-style:square" o:gfxdata="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">
-                        <v:imagedata r:id="rId20" o:title=""/>
+                        <v:imagedata r:id="rId24" o:title=""/>
                       </v:shape>
                       <v:shape id="Shape 458" o:spid="_x0000_s1028" style="position:absolute;left:11090;top:12553;width:2746;height:1489;visibility:visible;mso-wrap-style:square;v-text-anchor:top" coordsize="274574,148844" o:gfxdata="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" path="m274574,l225298,69469,208873,38766,3048,148844,,143256,205870,33154,189357,2287,274574,xe" fillcolor="#ef373e" stroked="f" strokeweight="0">
                         <v:path arrowok="t" textboxrect="0,0,274574,148844"/>
@@ -2690,7 +2683,7 @@
                                 <pic:cNvPicPr/>
                               </pic:nvPicPr>
                               <pic:blipFill>
-                                <a:blip r:embed="rId21"/>
+                                <a:blip r:embed="rId25"/>
                                 <a:stretch>
                                   <a:fillRect/>
                                 </a:stretch>
@@ -2996,7 +2989,7 @@
                   <w:pict>
                     <v:group w14:anchorId="75B0815C" id="Group 2053933809" o:spid="_x0000_s1026" style="width:240.05pt;height:179.95pt;mso-position-horizontal-relative:char;mso-position-vertical-relative:line" coordsize="30486,22856" o:gfxdata="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">
                       <v:shape id="Picture 1108650522" o:spid="_x0000_s1027" type="#_x0000_t75" style="position:absolute;width:30486;height:22856;visibility:visible;mso-wrap-style:square" o:gfxdata="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">
-                        <v:imagedata r:id="rId22" o:title=""/>
+                        <v:imagedata r:id="rId26" o:title=""/>
                       </v:shape>
                       <v:shape id="Shape 635" o:spid="_x0000_s1028" style="position:absolute;left:12045;top:11747;width:2794;height:2096;visibility:visible;mso-wrap-style:square;v-text-anchor:top" coordsize="279400,209550" o:gfxdata="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" path="m,104775c,46989,62484,,139700,v77216,,139700,46989,139700,104775c279400,162687,216916,209550,139700,209550,62484,209550,,162687,,104775xe" filled="f" strokecolor="red" strokeweight="1pt">
                         <v:stroke miterlimit="83231f" joinstyle="miter"/>
@@ -3070,13 +3063,11 @@
           </w:p>
           <w:p>
             <w:pPr>
-              <w:spacing w:after="0"/>
               <w:ind w:left="720"/>
             </w:pPr>
           </w:p>
           <w:p>
             <w:pPr>
-              <w:spacing w:after="0"/>
               <w:ind w:left="720"/>
             </w:pPr>
             <w:r>
@@ -3085,7 +3076,6 @@
           </w:p>
           <w:p>
             <w:pPr>
-              <w:spacing w:after="0"/>
               <w:ind w:left="720"/>
             </w:pPr>
             <w:r>
@@ -3130,15 +3120,7 @@
           </w:p>
           <w:p>
             <w:r>
-              <w:t xml:space="preserve">Please </w:t>
-            </w:r>
-            <w:proofErr w:type="gramStart"/>
-            <w:r>
-              <w:t>note:</w:t>
-            </w:r>
-            <w:proofErr w:type="gramEnd"/>
-            <w:r>
-              <w:t xml:space="preserve"> you want the original red wire to also stay soldered, have 2 wire ends soldered to same spot (one original and one new wire)</w:t>
+              <w:t>Please note: you want the original red wire to also stay soldered, have 2 wire ends soldered to same spot (one original and one new wire)</w:t>
             </w:r>
             <w:r>
               <w:t>.</w:t>
@@ -3186,7 +3168,7 @@
                                 <pic:cNvPicPr/>
                               </pic:nvPicPr>
                               <pic:blipFill>
-                                <a:blip r:embed="rId23"/>
+                                <a:blip r:embed="rId27"/>
                                 <a:stretch>
                                   <a:fillRect/>
                                 </a:stretch>
@@ -3429,7 +3411,7 @@
                   <w:pict>
                     <v:group w14:anchorId="6740CAED" id="Group 2127958130" o:spid="_x0000_s1026" style="width:179.95pt;height:240.05pt;mso-position-horizontal-relative:char;mso-position-vertical-relative:line" coordsize="22856,30486" o:gfxdata="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">
                       <v:shape id="Picture 1845166209" o:spid="_x0000_s1027" type="#_x0000_t75" style="position:absolute;width:22856;height:30486;visibility:visible;mso-wrap-style:square" o:gfxdata="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">
-                        <v:imagedata r:id="rId24" o:title=""/>
+                        <v:imagedata r:id="rId28" o:title=""/>
                       </v:shape>
                       <v:shape id="Shape 639" o:spid="_x0000_s1028" style="position:absolute;left:12012;top:11889;width:1153;height:1696;visibility:visible;mso-wrap-style:square;v-text-anchor:top" coordsize="115316,169545" o:gfxdata="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" path="m32766,l57658,45720,82550,r32766,17780l78867,84836r36449,66929l82550,169545,57658,123825,32766,169545,,151765,36449,84836,,17780,32766,xe" fillcolor="red" stroked="f" strokeweight="0">
                         <v:stroke miterlimit="83231f" joinstyle="miter"/>
@@ -3507,15 +3489,7 @@
           <w:p/>
           <w:p>
             <w:r>
-              <w:t xml:space="preserve">Please </w:t>
-            </w:r>
-            <w:proofErr w:type="gramStart"/>
-            <w:r>
-              <w:t>note:</w:t>
-            </w:r>
-            <w:proofErr w:type="gramEnd"/>
-            <w:r>
-              <w:t xml:space="preserve"> you want the original red wire to also stay solder, effectively have 2 wire ends soldered to same spot (one original and one new wire)</w:t>
+              <w:t>Please note: you want the original red wire to also stay solder, effectively have 2 wire ends soldered to same spot (one original and one new wire)</w:t>
             </w:r>
             <w:r>
               <w:t>.</w:t>
@@ -3563,7 +3537,7 @@
                                 <pic:cNvPicPr/>
                               </pic:nvPicPr>
                               <pic:blipFill>
-                                <a:blip r:embed="rId25"/>
+                                <a:blip r:embed="rId29"/>
                                 <a:stretch>
                                   <a:fillRect/>
                                 </a:stretch>
@@ -3651,7 +3625,7 @@
                   <w:pict>
                     <v:group w14:anchorId="6F26D507" id="Group 275147793" o:spid="_x0000_s1026" style="width:179.95pt;height:240.05pt;mso-position-horizontal-relative:char;mso-position-vertical-relative:line" coordsize="22856,30486" o:gfxdata="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">
                       <v:shape id="Picture 420590549" o:spid="_x0000_s1027" type="#_x0000_t75" style="position:absolute;width:22856;height:30486;visibility:visible;mso-wrap-style:square" o:gfxdata="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">
-                        <v:imagedata r:id="rId26" o:title=""/>
+                        <v:imagedata r:id="rId30" o:title=""/>
                       </v:shape>
                       <v:shape id="Shape 798" o:spid="_x0000_s1028" style="position:absolute;left:10779;top:9588;width:3810;height:4826;visibility:visible;mso-wrap-style:square;v-text-anchor:top" coordsize="381000,482600" o:gfxdata="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" path="m,241300c,108077,85344,,190500,,295656,,381000,108077,381000,241300v,133350,-85344,241300,-190500,241300c85344,482600,,374650,,241300xe" filled="f" strokecolor="red" strokeweight="2.25pt">
                         <v:stroke miterlimit="83231f" joinstyle="miter"/>
@@ -3681,10 +3655,7 @@
               <w:spacing w:after="36" w:line="257" w:lineRule="auto"/>
             </w:pPr>
             <w:r>
-              <w:t>Check new input and connectivity with switch</w:t>
-            </w:r>
-            <w:r>
-              <w:t>.</w:t>
+              <w:t>Check new input and connectivity with switch.</w:t>
             </w:r>
           </w:p>
           <w:p>
@@ -3749,15 +3720,7 @@
           <w:p/>
           <w:p>
             <w:r>
-              <w:t xml:space="preserve">Please </w:t>
-            </w:r>
-            <w:proofErr w:type="gramStart"/>
-            <w:r>
-              <w:t>note:</w:t>
-            </w:r>
-            <w:proofErr w:type="gramEnd"/>
-            <w:r>
-              <w:t xml:space="preserve"> you will have to replace batteries for testing</w:t>
+              <w:t>Please note: you will have to replace batteries for testing</w:t>
             </w:r>
             <w:r>
               <w:t>.</w:t>
@@ -3805,7 +3768,7 @@
                                 <pic:cNvPicPr/>
                               </pic:nvPicPr>
                               <pic:blipFill>
-                                <a:blip r:embed="rId27"/>
+                                <a:blip r:embed="rId31"/>
                                 <a:stretch>
                                   <a:fillRect/>
                                 </a:stretch>
@@ -3956,7 +3919,7 @@
                   <w:pict>
                     <v:group w14:anchorId="3BCF1C68" id="Group 232044285" o:spid="_x0000_s1026" style="width:179.95pt;height:240.05pt;mso-position-horizontal-relative:char;mso-position-vertical-relative:line" coordsize="22856,30486" o:gfxdata="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">
                       <v:shape id="Picture 9411944" o:spid="_x0000_s1027" type="#_x0000_t75" style="position:absolute;width:22856;height:30486;visibility:visible;mso-wrap-style:square" o:gfxdata="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">
-                        <v:imagedata r:id="rId28" o:title=""/>
+                        <v:imagedata r:id="rId32" o:title=""/>
                       </v:shape>
                       <v:shape id="Shape 796" o:spid="_x0000_s1028" style="position:absolute;left:4873;top:9493;width:2350;height:3048;visibility:visible;mso-wrap-style:square;v-text-anchor:top" coordsize="234950,304800" o:gfxdata="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" path="m,152400c,68199,52578,,117475,v64897,,117475,68199,117475,152400c234950,236474,182372,304800,117475,304800,52578,304800,,236474,,152400xe" filled="f" strokecolor="red" strokeweight="1pt">
                         <v:stroke miterlimit="83231f" joinstyle="miter"/>
@@ -3990,15 +3953,7 @@
             </w:pPr>
             <w:r>
               <w:lastRenderedPageBreak/>
-              <w:t xml:space="preserve">With ¼ inch drill bit, drill hole </w:t>
-            </w:r>
-            <w:proofErr w:type="gramStart"/>
-            <w:r>
-              <w:t>in side</w:t>
-            </w:r>
-            <w:proofErr w:type="gramEnd"/>
-            <w:r>
-              <w:t xml:space="preserve"> leg of unicorn – the unicorn’s left side is ideal as the wires will reach more easily</w:t>
+              <w:t>With ¼ inch drill bit, drill hole in side leg of unicorn – the unicorn’s left side is ideal as the wires will reach more easily</w:t>
             </w:r>
             <w:r>
               <w:t>.</w:t>
@@ -4070,7 +4025,7 @@
                           <pic:cNvPicPr/>
                         </pic:nvPicPr>
                         <pic:blipFill>
-                          <a:blip r:embed="rId29"/>
+                          <a:blip r:embed="rId33"/>
                           <a:stretch>
                             <a:fillRect/>
                           </a:stretch>
@@ -4105,7 +4060,6 @@
                 <w:ilvl w:val="0"/>
                 <w:numId w:val="8"/>
               </w:numPr>
-              <w:spacing w:after="0"/>
             </w:pPr>
             <w:r>
               <w:t xml:space="preserve">Carefully slide switch back in pink </w:t>
@@ -4113,14 +4067,10 @@
           </w:p>
           <w:p>
             <w:pPr>
-              <w:spacing w:after="0"/>
               <w:ind w:left="720"/>
             </w:pPr>
             <w:r>
-              <w:t>plastic compartment</w:t>
-            </w:r>
-            <w:r>
-              <w:t>.</w:t>
+              <w:t>plastic compartment.</w:t>
             </w:r>
           </w:p>
           <w:p>
@@ -4135,17 +4085,10 @@
               <w:ind w:left="720" w:right="3"/>
             </w:pPr>
             <w:r>
-              <w:t>Reattach pink plastic part with original blue switch in space in pink heart. You can check that when you press the heart in, this clicks the original switch</w:t>
-            </w:r>
-            <w:r>
-              <w:t>.</w:t>
+              <w:t>Reattach pink plastic part with original blue switch in space in pink heart. You can check that when you press the heart in, this clicks the original switch.</w:t>
             </w:r>
           </w:p>
-          <w:p>
-            <w:pPr>
-              <w:spacing w:after="0"/>
-            </w:pPr>
-          </w:p>
+          <w:p/>
         </w:tc>
         <w:tc>
           <w:tcPr>
@@ -4216,7 +4159,7 @@
                                 <pic:cNvPicPr/>
                               </pic:nvPicPr>
                               <pic:blipFill>
-                                <a:blip r:embed="rId30"/>
+                                <a:blip r:embed="rId34"/>
                                 <a:stretch>
                                   <a:fillRect/>
                                 </a:stretch>
@@ -4303,7 +4246,7 @@
                 </mc:Choice>
                 <mc:Fallback>
                   <w:pict>
-                    <v:group w14:anchorId="1D045B07" id="Group 775760840" o:spid="_x0000_s1046" style="width:242.55pt;height:183.05pt;mso-position-horizontal-relative:char;mso-position-vertical-relative:line" coordsize="30801,23246" o:gfxdata="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">
+                    <v:group w14:anchorId="1D045B07" id="Group 775760840" o:spid="_x0000_s1046" style="width:242.55pt;height:183.05pt;mso-position-horizontal-relative:char;mso-position-vertical-relative:line" coordsize="30801,23246" o:gfxdata="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">
                       <v:rect id="Rectangle 854263575" o:spid="_x0000_s1047" style="position:absolute;left:30485;top:21818;width:421;height:1899;visibility:visible;mso-wrap-style:square;v-text-anchor:top" o:gfxdata="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" filled="f" stroked="f">
                         <v:textbox inset="0,0,0,0">
                           <w:txbxContent>
@@ -4316,7 +4259,7 @@
                         </v:textbox>
                       </v:rect>
                       <v:shape id="Picture 1823731046" o:spid="_x0000_s1048" type="#_x0000_t75" style="position:absolute;width:30486;height:22856;visibility:visible;mso-wrap-style:square" o:gfxdata="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">
-                        <v:imagedata r:id="rId31" o:title=""/>
+                        <v:imagedata r:id="rId35" o:title=""/>
                       </v:shape>
                       <v:shape id="Shape 952" o:spid="_x0000_s1049" style="position:absolute;left:8977;top:9142;width:761;height:2288;visibility:visible;mso-wrap-style:square;v-text-anchor:top" coordsize="76073,228727" o:gfxdata="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" path="m43307,r6350,381l41213,152834r34860,1979l33782,228727,,150495r34869,1979l43307,xe" fillcolor="red" stroked="f" strokeweight="0">
                         <v:stroke miterlimit="83231f" joinstyle="miter"/>
@@ -4412,7 +4355,7 @@
                           <pic:cNvPicPr/>
                         </pic:nvPicPr>
                         <pic:blipFill>
-                          <a:blip r:embed="rId32"/>
+                          <a:blip r:embed="rId36"/>
                           <a:stretch>
                             <a:fillRect/>
                           </a:stretch>
@@ -4538,7 +4481,7 @@
                           <pic:cNvPicPr/>
                         </pic:nvPicPr>
                         <pic:blipFill>
-                          <a:blip r:embed="rId33"/>
+                          <a:blip r:embed="rId37"/>
                           <a:stretch>
                             <a:fillRect/>
                           </a:stretch>
@@ -4566,12 +4509,12 @@
       <w:pPr>
         <w:spacing w:after="257"/>
         <w:sectPr>
-          <w:headerReference w:type="even" r:id="rId34"/>
-          <w:headerReference w:type="default" r:id="rId35"/>
-          <w:footerReference w:type="even" r:id="rId36"/>
-          <w:footerReference w:type="default" r:id="rId37"/>
-          <w:headerReference w:type="first" r:id="rId38"/>
-          <w:footerReference w:type="first" r:id="rId39"/>
+          <w:headerReference w:type="even" r:id="rId38"/>
+          <w:headerReference w:type="default" r:id="rId39"/>
+          <w:footerReference w:type="even" r:id="rId40"/>
+          <w:footerReference w:type="default" r:id="rId41"/>
+          <w:headerReference w:type="first" r:id="rId42"/>
+          <w:footerReference w:type="first" r:id="rId43"/>
           <w:pgSz w:w="12240" w:h="15840"/>
           <w:pgMar w:top="2168" w:right="5405" w:bottom="1936" w:left="1440" w:header="720" w:footer="700" w:gutter="0"/>
           <w:cols w:space="720"/>
@@ -4593,12 +4536,12 @@
     <w:p/>
     <w:p/>
     <w:sectPr>
-      <w:headerReference w:type="even" r:id="rId40"/>
-      <w:headerReference w:type="default" r:id="rId41"/>
-      <w:footerReference w:type="even" r:id="rId42"/>
-      <w:footerReference w:type="default" r:id="rId43"/>
-      <w:headerReference w:type="first" r:id="rId44"/>
-      <w:footerReference w:type="first" r:id="rId45"/>
+      <w:headerReference w:type="even" r:id="rId44"/>
+      <w:headerReference w:type="default" r:id="rId45"/>
+      <w:footerReference w:type="even" r:id="rId46"/>
+      <w:footerReference w:type="default" r:id="rId47"/>
+      <w:headerReference w:type="first" r:id="rId48"/>
+      <w:footerReference w:type="first" r:id="rId49"/>
       <w:pgSz w:w="12240" w:h="15840"/>
       <w:pgMar w:top="2168" w:right="5836" w:bottom="1808" w:left="1440" w:header="720" w:footer="700" w:gutter="0"/>
       <w:cols w:space="720"/>
@@ -4787,31 +4730,16 @@
       </w:rPr>
       <w:t xml:space="preserve"> of </w:t>
     </w:r>
-    <w:r>
-      <w:fldChar w:fldCharType="begin"/>
-    </w:r>
-    <w:r>
-      <w:instrText xml:space="preserve"> NUMPAGES   \* MERGEFORMAT </w:instrText>
-    </w:r>
-    <w:r>
-      <w:fldChar w:fldCharType="separate"/>
-    </w:r>
-    <w:r>
-      <w:rPr>
-        <w:b/>
-        <w:color w:val="404040"/>
-        <w:sz w:val="16"/>
-      </w:rPr>
-      <w:t>7</w:t>
-    </w:r>
-    <w:r>
-      <w:rPr>
-        <w:b/>
-        <w:color w:val="404040"/>
-        <w:sz w:val="16"/>
-      </w:rPr>
-      <w:fldChar w:fldCharType="end"/>
-    </w:r>
+    <w:fldSimple w:instr=" NUMPAGES   \* MERGEFORMAT ">
+      <w:r>
+        <w:rPr>
+          <w:b/>
+          <w:color w:val="404040"/>
+          <w:sz w:val="16"/>
+        </w:rPr>
+        <w:t>7</w:t>
+      </w:r>
+    </w:fldSimple>
     <w:r>
       <w:rPr>
         <w:color w:val="404040"/>
@@ -4978,31 +4906,16 @@
       </w:rPr>
       <w:t xml:space="preserve"> of </w:t>
     </w:r>
-    <w:r>
-      <w:fldChar w:fldCharType="begin"/>
-    </w:r>
-    <w:r>
-      <w:instrText xml:space="preserve"> NUMPAGES   \* MERGEFORMAT </w:instrText>
-    </w:r>
-    <w:r>
-      <w:fldChar w:fldCharType="separate"/>
-    </w:r>
-    <w:r>
-      <w:rPr>
-        <w:b/>
-        <w:color w:val="404040"/>
-        <w:sz w:val="16"/>
-      </w:rPr>
-      <w:t>7</w:t>
-    </w:r>
-    <w:r>
-      <w:rPr>
-        <w:b/>
-        <w:color w:val="404040"/>
-        <w:sz w:val="16"/>
-      </w:rPr>
-      <w:fldChar w:fldCharType="end"/>
-    </w:r>
+    <w:fldSimple w:instr=" NUMPAGES   \* MERGEFORMAT ">
+      <w:r>
+        <w:rPr>
+          <w:b/>
+          <w:color w:val="404040"/>
+          <w:sz w:val="16"/>
+        </w:rPr>
+        <w:t>7</w:t>
+      </w:r>
+    </w:fldSimple>
     <w:r>
       <w:rPr>
         <w:color w:val="404040"/>
@@ -5169,31 +5082,16 @@
       </w:rPr>
       <w:t xml:space="preserve"> of </w:t>
     </w:r>
-    <w:r>
-      <w:fldChar w:fldCharType="begin"/>
-    </w:r>
-    <w:r>
-      <w:instrText xml:space="preserve"> NUMPAGES   \* MERGEFORMAT </w:instrText>
-    </w:r>
-    <w:r>
-      <w:fldChar w:fldCharType="separate"/>
-    </w:r>
-    <w:r>
-      <w:rPr>
-        <w:b/>
-        <w:color w:val="404040"/>
-        <w:sz w:val="16"/>
-      </w:rPr>
-      <w:t>7</w:t>
-    </w:r>
-    <w:r>
-      <w:rPr>
-        <w:b/>
-        <w:color w:val="404040"/>
-        <w:sz w:val="16"/>
-      </w:rPr>
-      <w:fldChar w:fldCharType="end"/>
-    </w:r>
+    <w:fldSimple w:instr=" NUMPAGES   \* MERGEFORMAT ">
+      <w:r>
+        <w:rPr>
+          <w:b/>
+          <w:color w:val="404040"/>
+          <w:sz w:val="16"/>
+        </w:rPr>
+        <w:t>7</w:t>
+      </w:r>
+    </w:fldSimple>
     <w:r>
       <w:rPr>
         <w:color w:val="404040"/>
@@ -5361,31 +5259,16 @@
       </w:rPr>
       <w:t xml:space="preserve"> of </w:t>
     </w:r>
-    <w:r>
-      <w:fldChar w:fldCharType="begin"/>
-    </w:r>
-    <w:r>
-      <w:instrText xml:space="preserve"> NUMPAGES   \* MERGEFORMAT </w:instrText>
-    </w:r>
-    <w:r>
-      <w:fldChar w:fldCharType="separate"/>
-    </w:r>
-    <w:r>
-      <w:rPr>
-        <w:b/>
-        <w:color w:val="404040"/>
-        <w:sz w:val="16"/>
-      </w:rPr>
-      <w:t>7</w:t>
-    </w:r>
-    <w:r>
-      <w:rPr>
-        <w:b/>
-        <w:color w:val="404040"/>
-        <w:sz w:val="16"/>
-      </w:rPr>
-      <w:fldChar w:fldCharType="end"/>
-    </w:r>
+    <w:fldSimple w:instr=" NUMPAGES   \* MERGEFORMAT ">
+      <w:r>
+        <w:rPr>
+          <w:b/>
+          <w:color w:val="404040"/>
+          <w:sz w:val="16"/>
+        </w:rPr>
+        <w:t>7</w:t>
+      </w:r>
+    </w:fldSimple>
     <w:r>
       <w:rPr>
         <w:color w:val="404040"/>
@@ -5553,31 +5436,16 @@
       </w:rPr>
       <w:t xml:space="preserve"> of </w:t>
     </w:r>
-    <w:r>
-      <w:fldChar w:fldCharType="begin"/>
-    </w:r>
-    <w:r>
-      <w:instrText xml:space="preserve"> NUMPAGES   \* MERGEFORMAT </w:instrText>
-    </w:r>
-    <w:r>
-      <w:fldChar w:fldCharType="separate"/>
-    </w:r>
-    <w:r>
-      <w:rPr>
-        <w:b/>
-        <w:color w:val="404040"/>
-        <w:sz w:val="16"/>
-      </w:rPr>
-      <w:t>7</w:t>
-    </w:r>
-    <w:r>
-      <w:rPr>
-        <w:b/>
-        <w:color w:val="404040"/>
-        <w:sz w:val="16"/>
-      </w:rPr>
-      <w:fldChar w:fldCharType="end"/>
-    </w:r>
+    <w:fldSimple w:instr=" NUMPAGES   \* MERGEFORMAT ">
+      <w:r>
+        <w:rPr>
+          <w:b/>
+          <w:color w:val="404040"/>
+          <w:sz w:val="16"/>
+        </w:rPr>
+        <w:t>7</w:t>
+      </w:r>
+    </w:fldSimple>
     <w:r>
       <w:rPr>
         <w:color w:val="404040"/>
@@ -5745,31 +5613,16 @@
       </w:rPr>
       <w:t xml:space="preserve"> of </w:t>
     </w:r>
-    <w:r>
-      <w:fldChar w:fldCharType="begin"/>
-    </w:r>
-    <w:r>
-      <w:instrText xml:space="preserve"> NUMPAGES   \* MERGEFORMAT </w:instrText>
-    </w:r>
-    <w:r>
-      <w:fldChar w:fldCharType="separate"/>
-    </w:r>
-    <w:r>
-      <w:rPr>
-        <w:b/>
-        <w:color w:val="404040"/>
-        <w:sz w:val="16"/>
-      </w:rPr>
-      <w:t>7</w:t>
-    </w:r>
-    <w:r>
-      <w:rPr>
-        <w:b/>
-        <w:color w:val="404040"/>
-        <w:sz w:val="16"/>
-      </w:rPr>
-      <w:fldChar w:fldCharType="end"/>
-    </w:r>
+    <w:fldSimple w:instr=" NUMPAGES   \* MERGEFORMAT ">
+      <w:r>
+        <w:rPr>
+          <w:b/>
+          <w:color w:val="404040"/>
+          <w:sz w:val="16"/>
+        </w:rPr>
+        <w:t>7</w:t>
+      </w:r>
+    </w:fldSimple>
     <w:r>
       <w:rPr>
         <w:color w:val="404040"/>
@@ -5864,15 +5717,7 @@
         <w:color w:val="646464"/>
         <w:sz w:val="16"/>
       </w:rPr>
-      <w:t>V1.0 | October 2022</w:t>
-    </w:r>
-    <w:r>
-      <w:rPr>
-        <w:b/>
-        <w:color w:val="646464"/>
-        <w:sz w:val="16"/>
-      </w:rPr>
-      <w:t xml:space="preserve">                                                                                                                                                </w:t>
+      <w:t xml:space="preserve">V1.0 | October 2022                                                                                                                                                </w:t>
     </w:r>
   </w:p>
   <w:p>
@@ -5982,15 +5827,7 @@
         <w:color w:val="646464"/>
         <w:sz w:val="16"/>
       </w:rPr>
-      <w:t>V1.0 | October 2022</w:t>
-    </w:r>
-    <w:r>
-      <w:rPr>
-        <w:b/>
-        <w:color w:val="646464"/>
-        <w:sz w:val="16"/>
-      </w:rPr>
-      <w:t xml:space="preserve">                                                                                                                                                </w:t>
+      <w:t xml:space="preserve">V1.0 | October 2022                                                                                                                                                </w:t>
     </w:r>
   </w:p>
   <w:p>
@@ -6092,15 +5929,7 @@
         <w:color w:val="646464"/>
         <w:sz w:val="16"/>
       </w:rPr>
-      <w:t>V1.0 | October 2022</w:t>
-    </w:r>
-    <w:r>
-      <w:rPr>
-        <w:b/>
-        <w:color w:val="646464"/>
-        <w:sz w:val="16"/>
-      </w:rPr>
-      <w:t xml:space="preserve">                                                                                                                                                </w:t>
+      <w:t xml:space="preserve">V1.0 | October 2022                                                                                                                                                </w:t>
     </w:r>
   </w:p>
   <w:p>
@@ -6344,15 +6173,7 @@
         <w:color w:val="646464"/>
         <w:sz w:val="16"/>
       </w:rPr>
-      <w:t>V1.0 | October 2022</w:t>
-    </w:r>
-    <w:r>
-      <w:rPr>
-        <w:b/>
-        <w:color w:val="646464"/>
-        <w:sz w:val="16"/>
-      </w:rPr>
-      <w:t xml:space="preserve">                                                                                                                                                </w:t>
+      <w:t xml:space="preserve">V1.0 | October 2022                                                                                                                                                </w:t>
     </w:r>
   </w:p>
   <w:p>
@@ -6454,15 +6275,7 @@
         <w:color w:val="646464"/>
         <w:sz w:val="16"/>
       </w:rPr>
-      <w:t>V1.0 | October 2022</w:t>
-    </w:r>
-    <w:r>
-      <w:rPr>
-        <w:b/>
-        <w:color w:val="646464"/>
-        <w:sz w:val="16"/>
-      </w:rPr>
-      <w:t xml:space="preserve">                                                                                                                                                </w:t>
+      <w:t xml:space="preserve">V1.0 | October 2022                                                                                                                                                </w:t>
     </w:r>
   </w:p>
   <w:p>
@@ -8383,6 +8196,17 @@
       </w:tblBorders>
     </w:tblPr>
   </w:style>
+  <w:style w:type="character" w:styleId="Hyperlink">
+    <w:name w:val="Hyperlink"/>
+    <w:basedOn w:val="DefaultParagraphFont"/>
+    <w:uiPriority w:val="99"/>
+    <w:unhideWhenUsed/>
+    <w:rsid w:val="001831FF"/>
+    <w:rPr>
+      <w:color w:val="467886" w:themeColor="hyperlink"/>
+      <w:u w:val="single"/>
+    </w:rPr>
+  </w:style>
 </w:styles>
 </file>
 
@@ -8702,6 +8526,26 @@
 </file>
 
 <file path=customXml/item1.xml><?xml version="1.0" encoding="utf-8"?>
+<p:properties xmlns:p="http://schemas.microsoft.com/office/2006/metadata/properties" xmlns:xsi="http://www.w3.org/2001/XMLSchema-instance" xmlns:pc="http://schemas.microsoft.com/office/infopath/2007/PartnerControls">
+  <documentManagement>
+    <TaxCatchAll xmlns="38b325e6-602c-452a-8617-173bf47082c5" xsi:nil="true"/>
+    <lcf76f155ced4ddcb4097134ff3c332f xmlns="8cf100d1-0775-4feb-8634-62999c4541bc">
+      <Terms xmlns="http://schemas.microsoft.com/office/infopath/2007/PartnerControls"/>
+    </lcf76f155ced4ddcb4097134ff3c332f>
+  </documentManagement>
+</p:properties>
+</file>
+
+<file path=customXml/item2.xml><?xml version="1.0" encoding="utf-8"?>
+<?mso-contentType ?>
+<FormTemplates xmlns="http://schemas.microsoft.com/sharepoint/v3/contenttype/forms">
+  <Display>DocumentLibraryForm</Display>
+  <Edit>DocumentLibraryForm</Edit>
+  <New>DocumentLibraryForm</New>
+</FormTemplates>
+</file>
+
+<file path=customXml/item3.xml><?xml version="1.0" encoding="utf-8"?>
 <ct:contentTypeSchema xmlns:ct="http://schemas.microsoft.com/office/2006/metadata/contentType" xmlns:ma="http://schemas.microsoft.com/office/2006/metadata/properties/metaAttributes" ct:_="" ma:_="" ma:contentTypeName="Document" ma:contentTypeID="0x010100456CAEA290209545A9F8681F83603874" ma:contentTypeVersion="19" ma:contentTypeDescription="Create a new document." ma:contentTypeScope="" ma:versionID="4bf10bb897fc0ef406baa02b9d664253">
   <xsd:schema xmlns:xsd="http://www.w3.org/2001/XMLSchema" xmlns:xs="http://www.w3.org/2001/XMLSchema" xmlns:p="http://schemas.microsoft.com/office/2006/metadata/properties" xmlns:ns2="8cf100d1-0775-4feb-8634-62999c4541bc" xmlns:ns3="38b325e6-602c-452a-8617-173bf47082c5" targetNamespace="http://schemas.microsoft.com/office/2006/metadata/properties" ma:root="true" ma:fieldsID="1c6be4edf2b996d6a6f54fa7c1dd8d7b" ns2:_="" ns3:_="">
     <xsd:import namespace="8cf100d1-0775-4feb-8634-62999c4541bc"/>
@@ -8956,34 +8800,46 @@
 </ct:contentTypeSchema>
 </file>
 
-<file path=customXml/item2.xml><?xml version="1.0" encoding="utf-8"?>
-<?mso-contentType ?>
-<FormTemplates xmlns="http://schemas.microsoft.com/sharepoint/v3/contenttype/forms">
-  <Display>DocumentLibraryForm</Display>
-  <Edit>DocumentLibraryForm</Edit>
-  <New>DocumentLibraryForm</New>
-</FormTemplates>
-</file>
-
-<file path=customXml/item3.xml><?xml version="1.0" encoding="utf-8"?>
-<p:properties xmlns:p="http://schemas.microsoft.com/office/2006/metadata/properties" xmlns:xsi="http://www.w3.org/2001/XMLSchema-instance" xmlns:pc="http://schemas.microsoft.com/office/infopath/2007/PartnerControls">
-  <documentManagement>
-    <TaxCatchAll xmlns="38b325e6-602c-452a-8617-173bf47082c5" xsi:nil="true"/>
-    <lcf76f155ced4ddcb4097134ff3c332f xmlns="8cf100d1-0775-4feb-8634-62999c4541bc">
-      <Terms xmlns="http://schemas.microsoft.com/office/infopath/2007/PartnerControls"/>
-    </lcf76f155ced4ddcb4097134ff3c332f>
-  </documentManagement>
-</p:properties>
-</file>
-
 <file path=customXml/itemProps1.xml><?xml version="1.0" encoding="utf-8"?>
-<ds:datastoreItem xmlns:ds="http://schemas.openxmlformats.org/officeDocument/2006/customXml" ds:itemID="{F322E5FA-CE17-4DA7-939A-C89EEE131D7B}"/>
+<ds:datastoreItem xmlns:ds="http://schemas.openxmlformats.org/officeDocument/2006/customXml" ds:itemID="{D26D9CCC-6122-4657-BA5E-07D893E6D352}">
+  <ds:schemaRefs>
+    <ds:schemaRef ds:uri="http://purl.org/dc/terms/"/>
+    <ds:schemaRef ds:uri="http://schemas.microsoft.com/office/2006/documentManagement/types"/>
+    <ds:schemaRef ds:uri="http://purl.org/dc/dcmitype/"/>
+    <ds:schemaRef ds:uri="38b325e6-602c-452a-8617-173bf47082c5"/>
+    <ds:schemaRef ds:uri="8cf100d1-0775-4feb-8634-62999c4541bc"/>
+    <ds:schemaRef ds:uri="http://schemas.microsoft.com/office/infopath/2007/PartnerControls"/>
+    <ds:schemaRef ds:uri="http://schemas.microsoft.com/office/2006/metadata/properties"/>
+    <ds:schemaRef ds:uri="http://schemas.openxmlformats.org/package/2006/metadata/core-properties"/>
+    <ds:schemaRef ds:uri="http://www.w3.org/XML/1998/namespace"/>
+    <ds:schemaRef ds:uri="http://purl.org/dc/elements/1.1/"/>
+  </ds:schemaRefs>
+</ds:datastoreItem>
 </file>
 
 <file path=customXml/itemProps2.xml><?xml version="1.0" encoding="utf-8"?>
-<ds:datastoreItem xmlns:ds="http://schemas.openxmlformats.org/officeDocument/2006/customXml" ds:itemID="{DC34817D-4D08-455D-88FF-76FF870D37BB}"/>
+<ds:datastoreItem xmlns:ds="http://schemas.openxmlformats.org/officeDocument/2006/customXml" ds:itemID="{DC34817D-4D08-455D-88FF-76FF870D37BB}">
+  <ds:schemaRefs>
+    <ds:schemaRef ds:uri="http://schemas.microsoft.com/sharepoint/v3/contenttype/forms"/>
+  </ds:schemaRefs>
+</ds:datastoreItem>
 </file>
 
 <file path=customXml/itemProps3.xml><?xml version="1.0" encoding="utf-8"?>
-<ds:datastoreItem xmlns:ds="http://schemas.openxmlformats.org/officeDocument/2006/customXml" ds:itemID="{D26D9CCC-6122-4657-BA5E-07D893E6D352}"/>
+<ds:datastoreItem xmlns:ds="http://schemas.openxmlformats.org/officeDocument/2006/customXml" ds:itemID="{F322E5FA-CE17-4DA7-939A-C89EEE131D7B}">
+  <ds:schemaRefs>
+    <ds:schemaRef ds:uri="http://schemas.microsoft.com/office/2006/metadata/contentType"/>
+    <ds:schemaRef ds:uri="http://schemas.microsoft.com/office/2006/metadata/properties/metaAttributes"/>
+    <ds:schemaRef ds:uri="http://www.w3.org/2001/XMLSchema"/>
+    <ds:schemaRef ds:uri="http://schemas.microsoft.com/office/2006/metadata/properties"/>
+    <ds:schemaRef ds:uri="8cf100d1-0775-4feb-8634-62999c4541bc"/>
+    <ds:schemaRef ds:uri="38b325e6-602c-452a-8617-173bf47082c5"/>
+    <ds:schemaRef ds:uri="http://schemas.microsoft.com/office/2006/documentManagement/types"/>
+    <ds:schemaRef ds:uri="http://schemas.microsoft.com/office/infopath/2007/PartnerControls"/>
+    <ds:schemaRef ds:uri="http://schemas.openxmlformats.org/package/2006/metadata/core-properties"/>
+    <ds:schemaRef ds:uri="http://purl.org/dc/elements/1.1/"/>
+    <ds:schemaRef ds:uri="http://purl.org/dc/terms/"/>
+    <ds:schemaRef ds:uri="http://schemas.microsoft.com/internal/obd"/>
+  </ds:schemaRefs>
+</ds:datastoreItem>
 </file>